--- a/docs/SmartLight Totem Wiring Reference_v3.docx
+++ b/docs/SmartLight Totem Wiring Reference_v3.docx
@@ -136,6 +136,7 @@
         <w:t xml:space="preserve"> rings, SD card) sit on the right columns, with one empty buffer column left between the two zones. The ground rail is bridged and tied at a single point near the </w:t>
       </w:r>
       <w:proofErr w:type="spellStart"/>
+      <w:proofErr w:type="gramStart"/>
       <w:r>
         <w:rPr>
           <w:rFonts w:asciiTheme="minorHAnsi" w:hAnsiTheme="minorHAnsi"/>
@@ -153,7 +154,14 @@
         <w:rPr>
           <w:rFonts w:asciiTheme="minorHAnsi" w:hAnsiTheme="minorHAnsi"/>
         </w:rPr>
-        <w:t xml:space="preserve">, </w:t>
+        <w:t>,</w:t>
+      </w:r>
+      <w:proofErr w:type="gramEnd"/>
+      <w:r>
+        <w:rPr>
+          <w:rFonts w:asciiTheme="minorHAnsi" w:hAnsiTheme="minorHAnsi"/>
+        </w:rPr>
+        <w:t xml:space="preserve"> </w:t>
       </w:r>
       <w:r>
         <w:rPr>
@@ -2186,7 +2194,14 @@
         <w:rPr>
           <w:rFonts w:asciiTheme="minorHAnsi" w:hAnsiTheme="minorHAnsi"/>
         </w:rPr>
-        <w:t xml:space="preserve"> channels of the 12V LED strip. Each MOSFET has three legs </w:t>
+        <w:t xml:space="preserve"> channels of the 12V LED strip. Each MOSFET has three </w:t>
+      </w:r>
+      <w:proofErr w:type="gramStart"/>
+      <w:r>
+        <w:rPr>
+          <w:rFonts w:asciiTheme="minorHAnsi" w:hAnsiTheme="minorHAnsi"/>
+        </w:rPr>
+        <w:t xml:space="preserve">legs </w:t>
       </w:r>
       <w:r>
         <w:rPr>
@@ -2194,11 +2209,19 @@
         </w:rPr>
         <w:t>:</w:t>
       </w:r>
-      <w:r>
-        <w:rPr>
-          <w:rFonts w:asciiTheme="minorHAnsi" w:hAnsiTheme="minorHAnsi"/>
-        </w:rPr>
-        <w:t xml:space="preserve"> Gate (G), Drain (D), Source (S) </w:t>
+      <w:proofErr w:type="gramEnd"/>
+      <w:r>
+        <w:rPr>
+          <w:rFonts w:asciiTheme="minorHAnsi" w:hAnsiTheme="minorHAnsi"/>
+        </w:rPr>
+        <w:t xml:space="preserve"> Gate (G), Drain (D), Source (S</w:t>
+      </w:r>
+      <w:proofErr w:type="gramStart"/>
+      <w:r>
+        <w:rPr>
+          <w:rFonts w:asciiTheme="minorHAnsi" w:hAnsiTheme="minorHAnsi"/>
+        </w:rPr>
+        <w:t xml:space="preserve">) </w:t>
       </w:r>
       <w:r>
         <w:rPr>
@@ -2206,6 +2229,7 @@
         </w:rPr>
         <w:t>,</w:t>
       </w:r>
+      <w:proofErr w:type="gramEnd"/>
       <w:r>
         <w:rPr>
           <w:rFonts w:asciiTheme="minorHAnsi" w:hAnsiTheme="minorHAnsi"/>
@@ -2608,7 +2632,25 @@
                 <w:sz w:val="20"/>
                 <w:szCs w:val="20"/>
               </w:rPr>
-              <w:t>LED strip Red wire</w:t>
+              <w:t xml:space="preserve">LED strip </w:t>
+            </w:r>
+            <w:proofErr w:type="gramStart"/>
+            <w:r>
+              <w:rPr>
+                <w:rFonts w:asciiTheme="minorHAnsi" w:hAnsiTheme="minorHAnsi"/>
+                <w:sz w:val="20"/>
+                <w:szCs w:val="20"/>
+              </w:rPr>
+              <w:t>Red</w:t>
+            </w:r>
+            <w:proofErr w:type="gramEnd"/>
+            <w:r>
+              <w:rPr>
+                <w:rFonts w:asciiTheme="minorHAnsi" w:hAnsiTheme="minorHAnsi"/>
+                <w:sz w:val="20"/>
+                <w:szCs w:val="20"/>
+              </w:rPr>
+              <w:t xml:space="preserve"> wire</w:t>
             </w:r>
           </w:p>
         </w:tc>
@@ -3121,7 +3163,25 @@
                 <w:sz w:val="20"/>
                 <w:szCs w:val="20"/>
               </w:rPr>
-              <w:t>LED strip Green wire</w:t>
+              <w:t xml:space="preserve">LED strip </w:t>
+            </w:r>
+            <w:proofErr w:type="gramStart"/>
+            <w:r>
+              <w:rPr>
+                <w:rFonts w:asciiTheme="minorHAnsi" w:hAnsiTheme="minorHAnsi"/>
+                <w:sz w:val="20"/>
+                <w:szCs w:val="20"/>
+              </w:rPr>
+              <w:t>Green</w:t>
+            </w:r>
+            <w:proofErr w:type="gramEnd"/>
+            <w:r>
+              <w:rPr>
+                <w:rFonts w:asciiTheme="minorHAnsi" w:hAnsiTheme="minorHAnsi"/>
+                <w:sz w:val="20"/>
+                <w:szCs w:val="20"/>
+              </w:rPr>
+              <w:t xml:space="preserve"> wire</w:t>
             </w:r>
           </w:p>
         </w:tc>
@@ -3634,7 +3694,25 @@
                 <w:sz w:val="20"/>
                 <w:szCs w:val="20"/>
               </w:rPr>
-              <w:t>LED strip Blue wire</w:t>
+              <w:t xml:space="preserve">LED strip </w:t>
+            </w:r>
+            <w:proofErr w:type="gramStart"/>
+            <w:r>
+              <w:rPr>
+                <w:rFonts w:asciiTheme="minorHAnsi" w:hAnsiTheme="minorHAnsi"/>
+                <w:sz w:val="20"/>
+                <w:szCs w:val="20"/>
+              </w:rPr>
+              <w:t>Blue</w:t>
+            </w:r>
+            <w:proofErr w:type="gramEnd"/>
+            <w:r>
+              <w:rPr>
+                <w:rFonts w:asciiTheme="minorHAnsi" w:hAnsiTheme="minorHAnsi"/>
+                <w:sz w:val="20"/>
+                <w:szCs w:val="20"/>
+              </w:rPr>
+              <w:t xml:space="preserve"> wire</w:t>
             </w:r>
           </w:p>
         </w:tc>
@@ -6451,7 +6529,14 @@
         <w:rPr>
           <w:rFonts w:asciiTheme="minorHAnsi" w:hAnsiTheme="minorHAnsi"/>
         </w:rPr>
-        <w:t xml:space="preserve">Buck Converter #2 is a dedicated, separate unit that steps the 12V bus down to 5V for USB phone charging only </w:t>
+        <w:t xml:space="preserve">Buck Converter #2 is a dedicated, separate unit that steps the 12V bus down to 5V for USB phone charging </w:t>
+      </w:r>
+      <w:proofErr w:type="gramStart"/>
+      <w:r>
+        <w:rPr>
+          <w:rFonts w:asciiTheme="minorHAnsi" w:hAnsiTheme="minorHAnsi"/>
+        </w:rPr>
+        <w:t xml:space="preserve">only </w:t>
       </w:r>
       <w:r>
         <w:rPr>
@@ -6459,6 +6544,7 @@
         </w:rPr>
         <w:t>,</w:t>
       </w:r>
+      <w:proofErr w:type="gramEnd"/>
       <w:r>
         <w:rPr>
           <w:rFonts w:asciiTheme="minorHAnsi" w:hAnsiTheme="minorHAnsi"/>
@@ -7320,13 +7406,27 @@
         <w:rPr>
           <w:rFonts w:asciiTheme="minorHAnsi" w:hAnsiTheme="minorHAnsi"/>
         </w:rPr>
-        <w:t xml:space="preserve">wound timer switch, paired with an SPDT selector so only one of two USB ports can draw power at a time </w:t>
+        <w:t xml:space="preserve">wound timer switch, paired with an SPDT selector so only one of two USB ports can draw power at a </w:t>
+      </w:r>
+      <w:proofErr w:type="gramStart"/>
+      <w:r>
+        <w:rPr>
+          <w:rFonts w:asciiTheme="minorHAnsi" w:hAnsiTheme="minorHAnsi"/>
+        </w:rPr>
+        <w:t xml:space="preserve">time </w:t>
       </w:r>
       <w:r>
         <w:rPr>
           <w:rFonts w:ascii="Aptos" w:hAnsi="Aptos" w:cs="Aptos"/>
         </w:rPr>
-        <w:t xml:space="preserve">, </w:t>
+        <w:t>,</w:t>
+      </w:r>
+      <w:proofErr w:type="gramEnd"/>
+      <w:r>
+        <w:rPr>
+          <w:rFonts w:ascii="Aptos" w:hAnsi="Aptos" w:cs="Aptos"/>
+        </w:rPr>
+        <w:t xml:space="preserve"> </w:t>
       </w:r>
       <w:r>
         <w:rPr>
@@ -9701,6 +9801,55 @@
         <w:spacing w:before="120" w:after="60"/>
         <w:jc w:val="center"/>
       </w:pPr>
+      <w:r>
+        <w:rPr>
+          <w:noProof/>
+        </w:rPr>
+        <w:drawing>
+          <wp:inline distT="0" distB="0" distL="0" distR="0" wp14:anchorId="7099B5B9" wp14:editId="6F45BB68">
+            <wp:extent cx="5499100" cy="2171700"/>
+            <wp:effectExtent l="0" t="0" r="6350" b="0"/>
+            <wp:docPr id="1022198606" name="Picture 1"/>
+            <wp:cNvGraphicFramePr>
+              <a:graphicFrameLocks xmlns:a="http://schemas.openxmlformats.org/drawingml/2006/main" noChangeAspect="1"/>
+            </wp:cNvGraphicFramePr>
+            <a:graphic xmlns:a="http://schemas.openxmlformats.org/drawingml/2006/main">
+              <a:graphicData uri="http://schemas.openxmlformats.org/drawingml/2006/picture">
+                <pic:pic xmlns:pic="http://schemas.openxmlformats.org/drawingml/2006/picture">
+                  <pic:nvPicPr>
+                    <pic:cNvPr id="1022198606" name=""/>
+                    <pic:cNvPicPr/>
+                  </pic:nvPicPr>
+                  <pic:blipFill rotWithShape="1">
+                    <a:blip r:embed="rId5"/>
+                    <a:srcRect l="3985" t="14661" r="9760" b="30837"/>
+                    <a:stretch>
+                      <a:fillRect/>
+                    </a:stretch>
+                  </pic:blipFill>
+                  <pic:spPr bwMode="auto">
+                    <a:xfrm>
+                      <a:off x="0" y="0"/>
+                      <a:ext cx="5499100" cy="2171700"/>
+                    </a:xfrm>
+                    <a:prstGeom prst="rect">
+                      <a:avLst/>
+                    </a:prstGeom>
+                    <a:ln>
+                      <a:noFill/>
+                    </a:ln>
+                    <a:extLst>
+                      <a:ext uri="{53640926-AAD7-44D8-BBD7-CCE9431645EC}">
+                        <a14:shadowObscured xmlns:a14="http://schemas.microsoft.com/office/drawing/2010/main"/>
+                      </a:ext>
+                    </a:extLst>
+                  </pic:spPr>
+                </pic:pic>
+              </a:graphicData>
+            </a:graphic>
+          </wp:inline>
+        </w:drawing>
+      </w:r>
     </w:p>
     <w:p>
       <w:pPr>
@@ -9711,8 +9860,53 @@
     <w:p>
       <w:pPr>
         <w:spacing w:before="120" w:after="60"/>
-        <w:jc w:val="center"/>
       </w:pPr>
+      <w:r>
+        <w:drawing>
+          <wp:inline distT="0" distB="0" distL="0" distR="0" wp14:anchorId="7D79B472" wp14:editId="60F4D35C">
+            <wp:extent cx="5257800" cy="2203450"/>
+            <wp:effectExtent l="0" t="0" r="0" b="6350"/>
+            <wp:docPr id="1589032213" name="Picture 1"/>
+            <wp:cNvGraphicFramePr>
+              <a:graphicFrameLocks xmlns:a="http://schemas.openxmlformats.org/drawingml/2006/main" noChangeAspect="1"/>
+            </wp:cNvGraphicFramePr>
+            <a:graphic xmlns:a="http://schemas.openxmlformats.org/drawingml/2006/main">
+              <a:graphicData uri="http://schemas.openxmlformats.org/drawingml/2006/picture">
+                <pic:pic xmlns:pic="http://schemas.openxmlformats.org/drawingml/2006/picture">
+                  <pic:nvPicPr>
+                    <pic:cNvPr id="1589032213" name=""/>
+                    <pic:cNvPicPr/>
+                  </pic:nvPicPr>
+                  <pic:blipFill rotWithShape="1">
+                    <a:blip r:embed="rId6"/>
+                    <a:srcRect l="4582" t="14502" r="12948" b="30199"/>
+                    <a:stretch>
+                      <a:fillRect/>
+                    </a:stretch>
+                  </pic:blipFill>
+                  <pic:spPr bwMode="auto">
+                    <a:xfrm>
+                      <a:off x="0" y="0"/>
+                      <a:ext cx="5257800" cy="2203450"/>
+                    </a:xfrm>
+                    <a:prstGeom prst="rect">
+                      <a:avLst/>
+                    </a:prstGeom>
+                    <a:ln>
+                      <a:noFill/>
+                    </a:ln>
+                    <a:extLst>
+                      <a:ext uri="{53640926-AAD7-44D8-BBD7-CCE9431645EC}">
+                        <a14:shadowObscured xmlns:a14="http://schemas.microsoft.com/office/drawing/2010/main"/>
+                      </a:ext>
+                    </a:extLst>
+                  </pic:spPr>
+                </pic:pic>
+              </a:graphicData>
+            </a:graphic>
+          </wp:inline>
+        </w:drawing>
+      </w:r>
     </w:p>
     <w:p>
       <w:pPr>
@@ -9723,37 +9917,6 @@
     <w:p>
       <w:pPr>
         <w:spacing w:before="120" w:after="60"/>
-        <w:jc w:val="center"/>
-      </w:pPr>
-    </w:p>
-    <w:p>
-      <w:pPr>
-        <w:spacing w:before="120" w:after="60"/>
-        <w:jc w:val="center"/>
-      </w:pPr>
-    </w:p>
-    <w:p>
-      <w:pPr>
-        <w:spacing w:before="120" w:after="60"/>
-        <w:jc w:val="center"/>
-      </w:pPr>
-    </w:p>
-    <w:p>
-      <w:pPr>
-        <w:spacing w:before="120" w:after="60"/>
-        <w:jc w:val="center"/>
-      </w:pPr>
-    </w:p>
-    <w:p>
-      <w:pPr>
-        <w:spacing w:before="120" w:after="60"/>
-        <w:jc w:val="center"/>
-      </w:pPr>
-    </w:p>
-    <w:p>
-      <w:pPr>
-        <w:spacing w:before="120" w:after="60"/>
-        <w:jc w:val="center"/>
       </w:pPr>
     </w:p>
     <w:sectPr>
